--- a/assets/CV_Gaspar_Ahumada.docx
+++ b/assets/CV_Gaspar_Ahumada.docx
@@ -76,7 +76,13 @@
           <w:lang w:val="es-AR"/>
         </w:rPr>
         <w:br/>
-        <w:t>LinkedIn: https://www.linkedin.com/in/gasparahumada</w:t>
+        <w:t xml:space="preserve">LinkedIn: </w:t>
+      </w:r>
+      <w:r>
+        <w:rPr>
+          <w:lang w:val="es-AR"/>
+        </w:rPr>
+        <w:t>https://www.linkedin.com/in/GasparAlejandroAhumada/</w:t>
       </w:r>
       <w:r>
         <w:rPr>
@@ -795,7 +801,15 @@
       </w:r>
     </w:p>
     <w:p>
+      <w:pPr>
+        <w:rPr>
+          <w:lang w:val="es-AR"/>
+        </w:rPr>
+      </w:pPr>
       <w:r>
+        <w:rPr>
+          <w:lang w:val="es-AR"/>
+        </w:rPr>
         <w:br/>
       </w:r>
     </w:p>
